--- a/user_guides/individual_programs/library_stats/Library_Stats_User_Guide.docx
+++ b/user_guides/individual_programs/library_stats/Library_Stats_User_Guide.docx
@@ -270,7 +270,7 @@
     </w:p>
     <w:p>
       <w:r>
-        <w:t>Completeness separately checks whether each supported field is present: BPM, Key, Genre, Mood, Tempo Marking, Album Art, and ReplayGain. It shows total, present, missing, and percentage-complete values for each field, plus an overall percentage across all fields.</w:t>
+        <w:t>Completeness separately checks whether each supported field is present: Title, Artist, Album, Track Number, Year, BPM, Key, Genre, Mood, Tempo Marking, Album Art, and ReplayGain. It shows total, present, missing, and percentage-complete values for each field, plus an overall percentage across all fields.</w:t>
       </w:r>
     </w:p>
     <w:p>
@@ -337,10 +337,37 @@
         <w:rPr>
           <w:b/>
         </w:rPr>
+        <w:t xml:space="preserve">Missing tags by album: </w:t>
+      </w:r>
+      <w:r>
+        <w:t>A heatmap under the tag bars shades every album by the percentage of its files missing each tag, with the worst albums at the top. Files without an album tag are grouped together as (no album).</w:t>
+      </w:r>
+    </w:p>
+    <w:p>
+      <w:pPr>
+        <w:pStyle w:val="ListBullet"/>
+      </w:pPr>
+      <w:r>
+        <w:rPr>
+          <w:b/>
+        </w:rPr>
         <w:t xml:space="preserve">Completeness exports: </w:t>
       </w:r>
       <w:r>
-        <w:t>Save CSV writes the per-tag table; Save JSON includes the full report and missing-file lists.</w:t>
+        <w:t>Save CSV writes the per-tag table; Save JSON includes the full report, the per-album tallies, and missing-file lists.</w:t>
+      </w:r>
+    </w:p>
+    <w:p>
+      <w:pPr>
+        <w:pStyle w:val="Heading1"/>
+      </w:pPr>
+      <w:r>
+        <w:t>Completeness Trend</w:t>
+      </w:r>
+    </w:p>
+    <w:p>
+      <w:r>
+        <w:t>Each scan records a completeness snapshot in the Library Statistics cache, and the Charts tab draws the overall percentage over time. A snapshot identical to the previous one for the same folder is not recorded again, so opening the dashboard repeatedly does not pad the trend, and only the newest 100 snapshots per folder are kept. Use --trend on the command line to print the series and --no-history to scan without recording a snapshot.</w:t>
       </w:r>
     </w:p>
     <w:p>
@@ -457,12 +484,14 @@
         <w:br/>
         <w:t>python -m audio_suite_shared.cli_app stats &lt;folder&gt; --completeness --detail bpm</w:t>
         <w:br/>
+        <w:t>python -m audio_suite_shared.cli_app stats &lt;folder&gt; --trend --history-limit 24</w:t>
+        <w:br/>
         <w:t>python -m audio_suite_shared.cli_app stats &lt;folder&gt; --export-json report.json</w:t>
       </w:r>
     </w:p>
     <w:p>
       <w:r>
-        <w:t>Options include --incremental, --refresh, --export-csv, --export-json, --completeness, --detail bpm|key|genre|mood|tempo_marking|album_art|replaygain, and --json. The CLI prints aggregate counts, format breakdown, missing-data percentages, and optional completeness.</w:t>
+        <w:t>Options include --incremental, --refresh, --export-csv, --export-json, --completeness, --detail title|artist|album|track_number|year|bpm|key|genre|mood|tempo_marking|album_art|replaygain, --trend, --history-limit, --no-history, and --json. The CLI prints aggregate counts, format breakdown, missing-data percentages, optional completeness, and the recorded trend when asked for it.</w:t>
       </w:r>
     </w:p>
     <w:p>
